--- a/05_School_Admin_and_Inspection/Full_School_Course_Calendar_Template_OSSD_AI_Enhanced.docx
+++ b/05_School_Admin_and_Inspection/Full_School_Course_Calendar_Template_OSSD_AI_Enhanced.docx
@@ -126,7 +126,7 @@
               <w:rPr>
                 <w:b w:val="0"/>
               </w:rPr>
-              <w:t>[Insert School Name]</w:t>
+              <w:t>Webtree Academy</w:t>
             </w:r>
           </w:p>
         </w:tc>
@@ -164,7 +164,7 @@
               <w:rPr>
                 <w:b w:val="0"/>
               </w:rPr>
-              <w:t>[Insert BSID]</w:t>
+              <w:t>883796</w:t>
             </w:r>
           </w:p>
         </w:tc>
@@ -202,7 +202,7 @@
               <w:rPr>
                 <w:b w:val="0"/>
               </w:rPr>
-              <w:t>[Insert Address]</w:t>
+              <w:t>60 Scarsdale Rd Unit 100, North York, ON M3B 2R7</w:t>
             </w:r>
           </w:p>
         </w:tc>
@@ -240,7 +240,7 @@
               <w:rPr>
                 <w:b w:val="0"/>
               </w:rPr>
-              <w:t>[Insert Principal Name]</w:t>
+              <w:t>Henry Michels</w:t>
             </w:r>
           </w:p>
         </w:tc>
@@ -278,7 +278,7 @@
               <w:rPr>
                 <w:b w:val="0"/>
               </w:rPr>
-              <w:t>[Insert School Year, e.g., 2026-2027]</w:t>
+              <w:t>2026-2027</w:t>
             </w:r>
           </w:p>
         </w:tc>
@@ -316,7 +316,7 @@
               <w:rPr>
                 <w:b w:val="0"/>
               </w:rPr>
-              <w:t>[Insert Date]</w:t>
+              <w:t>2026-05-12</w:t>
             </w:r>
           </w:p>
         </w:tc>
@@ -354,7 +354,7 @@
               <w:rPr>
                 <w:b w:val="0"/>
               </w:rPr>
-              <w:t>[Insert Date]</w:t>
+              <w:t>2026-05-12</w:t>
             </w:r>
           </w:p>
         </w:tc>
@@ -392,7 +392,7 @@
               <w:rPr>
                 <w:b w:val="0"/>
               </w:rPr>
-              <w:t>[Insert Website, Phone, Email]</w:t>
+              <w:t>https://www.webtreeedu.com/ | (416) 792-8280 | info@webtreeedu.com</w:t>
             </w:r>
           </w:p>
         </w:tc>
@@ -796,7 +796,7 @@
               <w:rPr>
                 <w:b w:val="0"/>
               </w:rPr>
-              <w:t>[Insert BSID]</w:t>
+              <w:t>883796</w:t>
             </w:r>
           </w:p>
         </w:tc>
@@ -1062,7 +1062,7 @@
               <w:rPr>
                 <w:b w:val="0"/>
               </w:rPr>
-              <w:t>[Semester / Quadmester / Continuous Intake / Online / Blended / In-Person]</w:t>
+              <w:t>Hybrid</w:t>
             </w:r>
           </w:p>
         </w:tc>
@@ -1663,7 +1663,7 @@
               <w:rPr>
                 <w:b w:val="0"/>
               </w:rPr>
-              <w:t>[In-person / blended / online / hybrid]</w:t>
+              <w:t>hybrid</w:t>
             </w:r>
           </w:p>
         </w:tc>
@@ -4795,7 +4795,7 @@
               <w:rPr>
                 <w:b w:val="0"/>
               </w:rPr>
-              <w:t>[In-person / blended]</w:t>
+              <w:t>Hybrid</w:t>
             </w:r>
           </w:p>
         </w:tc>
@@ -5546,7 +5546,7 @@
               <w:rPr>
                 <w:b w:val="0"/>
               </w:rPr>
-              <w:t>[Insert delivery model]</w:t>
+              <w:t>Hybrid</w:t>
             </w:r>
           </w:p>
         </w:tc>
@@ -7623,7 +7623,7 @@
         <w:color w:val="646464"/>
         <w:sz w:val="16"/>
       </w:rPr>
-      <w:t>Full School Course Calendar Template - OSSD / AI-Enhanced | [Insert School Name]</w:t>
+      <w:t>Full School Course Calendar Template - OSSD / AI-Enhanced | Webtree Academy</w:t>
     </w:r>
   </w:p>
 </w:ftr>

--- a/05_School_Admin_and_Inspection/Full_School_Course_Calendar_Template_OSSD_AI_Enhanced.docx
+++ b/05_School_Admin_and_Inspection/Full_School_Course_Calendar_Template_OSSD_AI_Enhanced.docx
@@ -694,6 +694,54 @@
             <w:vAlign w:val="center"/>
           </w:tcPr>
           <w:p>
+            <w:r>
+              <w:t>Legal School Name</w:t>
+            </w:r>
+          </w:p>
+        </w:tc>
+        <w:tc>
+          <w:tcPr>
+            <w:tcW w:type="dxa" w:w="5040"/>
+            <w:vAlign w:val="center"/>
+          </w:tcPr>
+          <w:p>
+            <w:r>
+              <w:t>Webtree Academy</w:t>
+            </w:r>
+          </w:p>
+        </w:tc>
+      </w:tr>
+      <w:tr>
+        <w:tc>
+          <w:tcPr>
+            <w:tcW w:type="dxa" w:w="5040"/>
+            <w:vAlign w:val="center"/>
+          </w:tcPr>
+          <w:p>
+            <w:r>
+              <w:t>Operating Name</w:t>
+            </w:r>
+          </w:p>
+        </w:tc>
+        <w:tc>
+          <w:tcPr>
+            <w:tcW w:type="dxa" w:w="5040"/>
+            <w:vAlign w:val="center"/>
+          </w:tcPr>
+          <w:p>
+            <w:r>
+              <w:t>Webtree Academy</w:t>
+            </w:r>
+          </w:p>
+        </w:tc>
+      </w:tr>
+      <w:tr>
+        <w:tc>
+          <w:tcPr>
+            <w:tcW w:type="dxa" w:w="5040"/>
+            <w:vAlign w:val="center"/>
+          </w:tcPr>
+          <w:p>
             <w:pPr>
               <w:spacing w:after="0"/>
             </w:pPr>
@@ -702,7 +750,7 @@
               <w:rPr>
                 <w:b w:val="0"/>
               </w:rPr>
-              <w:t>Legal School Name</w:t>
+              <w:t>BSID</w:t>
             </w:r>
           </w:p>
         </w:tc>
@@ -720,7 +768,7 @@
               <w:rPr>
                 <w:b w:val="0"/>
               </w:rPr>
-              <w:t>[Insert legal school name]</w:t>
+              <w:t>883796</w:t>
             </w:r>
           </w:p>
         </w:tc>
@@ -732,15 +780,8 @@
             <w:vAlign w:val="center"/>
           </w:tcPr>
           <w:p>
-            <w:pPr>
-              <w:spacing w:after="0"/>
-            </w:pPr>
-            <w:r/>
-            <w:r>
-              <w:rPr>
-                <w:b w:val="0"/>
-              </w:rPr>
-              <w:t>Operating Name</w:t>
+            <w:r>
+              <w:t>Principal</w:t>
             </w:r>
           </w:p>
         </w:tc>
@@ -750,15 +791,8 @@
             <w:vAlign w:val="center"/>
           </w:tcPr>
           <w:p>
-            <w:pPr>
-              <w:spacing w:after="0"/>
-            </w:pPr>
-            <w:r/>
-            <w:r>
-              <w:rPr>
-                <w:b w:val="0"/>
-              </w:rPr>
-              <w:t>[Insert if different]</w:t>
+            <w:r>
+              <w:t>Henry Michels | principal@webtreeedu.com</w:t>
             </w:r>
           </w:p>
         </w:tc>
@@ -770,15 +804,8 @@
             <w:vAlign w:val="center"/>
           </w:tcPr>
           <w:p>
-            <w:pPr>
-              <w:spacing w:after="0"/>
-            </w:pPr>
-            <w:r/>
-            <w:r>
-              <w:rPr>
-                <w:b w:val="0"/>
-              </w:rPr>
-              <w:t>BSID</w:t>
+            <w:r>
+              <w:t>Owner / Operator</w:t>
             </w:r>
           </w:p>
         </w:tc>
@@ -788,15 +815,8 @@
             <w:vAlign w:val="center"/>
           </w:tcPr>
           <w:p>
-            <w:pPr>
-              <w:spacing w:after="0"/>
-            </w:pPr>
-            <w:r/>
-            <w:r>
-              <w:rPr>
-                <w:b w:val="0"/>
-              </w:rPr>
-              <w:t>883796</w:t>
+            <w:r>
+              <w:t>Webtree Academy / School administration</w:t>
             </w:r>
           </w:p>
         </w:tc>
@@ -808,15 +828,8 @@
             <w:vAlign w:val="center"/>
           </w:tcPr>
           <w:p>
-            <w:pPr>
-              <w:spacing w:after="0"/>
-            </w:pPr>
-            <w:r/>
-            <w:r>
-              <w:rPr>
-                <w:b w:val="0"/>
-              </w:rPr>
-              <w:t>Principal</w:t>
+            <w:r>
+              <w:t>School Address</w:t>
             </w:r>
           </w:p>
         </w:tc>
@@ -826,15 +839,8 @@
             <w:vAlign w:val="center"/>
           </w:tcPr>
           <w:p>
-            <w:pPr>
-              <w:spacing w:after="0"/>
-            </w:pPr>
-            <w:r/>
-            <w:r>
-              <w:rPr>
-                <w:b w:val="0"/>
-              </w:rPr>
-              <w:t>[Insert name and email]</w:t>
+            <w:r>
+              <w:t>60 Scarsdale Rd Unit 100, North York, ON M3B 2R7</w:t>
             </w:r>
           </w:p>
         </w:tc>
@@ -846,15 +852,8 @@
             <w:vAlign w:val="center"/>
           </w:tcPr>
           <w:p>
-            <w:pPr>
-              <w:spacing w:after="0"/>
-            </w:pPr>
-            <w:r/>
-            <w:r>
-              <w:rPr>
-                <w:b w:val="0"/>
-              </w:rPr>
-              <w:t>Owner / Operator</w:t>
+            <w:r>
+              <w:t>Phone / Email</w:t>
             </w:r>
           </w:p>
         </w:tc>
@@ -864,15 +863,8 @@
             <w:vAlign w:val="center"/>
           </w:tcPr>
           <w:p>
-            <w:pPr>
-              <w:spacing w:after="0"/>
-            </w:pPr>
-            <w:r/>
-            <w:r>
-              <w:rPr>
-                <w:b w:val="0"/>
-              </w:rPr>
-              <w:t>[Insert name]</w:t>
+            <w:r>
+              <w:t>(416) 792-8280 | info@webtreeedu.com</w:t>
             </w:r>
           </w:p>
         </w:tc>
@@ -884,15 +876,8 @@
             <w:vAlign w:val="center"/>
           </w:tcPr>
           <w:p>
-            <w:pPr>
-              <w:spacing w:after="0"/>
-            </w:pPr>
-            <w:r/>
-            <w:r>
-              <w:rPr>
-                <w:b w:val="0"/>
-              </w:rPr>
-              <w:t>School Address</w:t>
+            <w:r>
+              <w:t>Website</w:t>
             </w:r>
           </w:p>
         </w:tc>
@@ -902,15 +887,8 @@
             <w:vAlign w:val="center"/>
           </w:tcPr>
           <w:p>
-            <w:pPr>
-              <w:spacing w:after="0"/>
-            </w:pPr>
-            <w:r/>
-            <w:r>
-              <w:rPr>
-                <w:b w:val="0"/>
-              </w:rPr>
-              <w:t>[Insert full address]</w:t>
+            <w:r>
+              <w:t>https://www.webtreeedu.com/</w:t>
             </w:r>
           </w:p>
         </w:tc>
@@ -922,15 +900,8 @@
             <w:vAlign w:val="center"/>
           </w:tcPr>
           <w:p>
-            <w:pPr>
-              <w:spacing w:after="0"/>
-            </w:pPr>
-            <w:r/>
-            <w:r>
-              <w:rPr>
-                <w:b w:val="0"/>
-              </w:rPr>
-              <w:t>Phone / Email</w:t>
+            <w:r>
+              <w:t>Grades Offered</w:t>
             </w:r>
           </w:p>
         </w:tc>
@@ -940,15 +911,8 @@
             <w:vAlign w:val="center"/>
           </w:tcPr>
           <w:p>
-            <w:pPr>
-              <w:spacing w:after="0"/>
-            </w:pPr>
-            <w:r/>
-            <w:r>
-              <w:rPr>
-                <w:b w:val="0"/>
-              </w:rPr>
-              <w:t>[Insert phone and email]</w:t>
+            <w:r>
+              <w:t>Grades 9-12</w:t>
             </w:r>
           </w:p>
         </w:tc>
@@ -960,15 +924,8 @@
             <w:vAlign w:val="center"/>
           </w:tcPr>
           <w:p>
-            <w:pPr>
-              <w:spacing w:after="0"/>
-            </w:pPr>
-            <w:r/>
-            <w:r>
-              <w:rPr>
-                <w:b w:val="0"/>
-              </w:rPr>
-              <w:t>Website</w:t>
+            <w:r>
+              <w:t>Program Model</w:t>
             </w:r>
           </w:p>
         </w:tc>
@@ -978,90 +935,7 @@
             <w:vAlign w:val="center"/>
           </w:tcPr>
           <w:p>
-            <w:pPr>
-              <w:spacing w:after="0"/>
-            </w:pPr>
-            <w:r/>
-            <w:r>
-              <w:rPr>
-                <w:b w:val="0"/>
-              </w:rPr>
-              <w:t>[Insert website]</w:t>
-            </w:r>
-          </w:p>
-        </w:tc>
-      </w:tr>
-      <w:tr>
-        <w:tc>
-          <w:tcPr>
-            <w:tcW w:type="dxa" w:w="5040"/>
-            <w:vAlign w:val="center"/>
-          </w:tcPr>
-          <w:p>
-            <w:pPr>
-              <w:spacing w:after="0"/>
-            </w:pPr>
-            <w:r/>
-            <w:r>
-              <w:rPr>
-                <w:b w:val="0"/>
-              </w:rPr>
-              <w:t>Grades Offered</w:t>
-            </w:r>
-          </w:p>
-        </w:tc>
-        <w:tc>
-          <w:tcPr>
-            <w:tcW w:type="dxa" w:w="5040"/>
-            <w:vAlign w:val="center"/>
-          </w:tcPr>
-          <w:p>
-            <w:pPr>
-              <w:spacing w:after="0"/>
-            </w:pPr>
-            <w:r/>
-            <w:r>
-              <w:rPr>
-                <w:b w:val="0"/>
-              </w:rPr>
-              <w:t>[Insert grades, e.g., Grades 9-12]</w:t>
-            </w:r>
-          </w:p>
-        </w:tc>
-      </w:tr>
-      <w:tr>
-        <w:tc>
-          <w:tcPr>
-            <w:tcW w:type="dxa" w:w="5040"/>
-            <w:vAlign w:val="center"/>
-          </w:tcPr>
-          <w:p>
-            <w:pPr>
-              <w:spacing w:after="0"/>
-            </w:pPr>
-            <w:r/>
-            <w:r>
-              <w:rPr>
-                <w:b w:val="0"/>
-              </w:rPr>
-              <w:t>Program Model</w:t>
-            </w:r>
-          </w:p>
-        </w:tc>
-        <w:tc>
-          <w:tcPr>
-            <w:tcW w:type="dxa" w:w="5040"/>
-            <w:vAlign w:val="center"/>
-          </w:tcPr>
-          <w:p>
-            <w:pPr>
-              <w:spacing w:after="0"/>
-            </w:pPr>
-            <w:r/>
-            <w:r>
-              <w:rPr>
-                <w:b w:val="0"/>
-              </w:rPr>
+            <w:r>
               <w:t>Hybrid</w:t>
             </w:r>
           </w:p>
@@ -1079,7 +953,7 @@
     </w:p>
     <w:p>
       <w:r>
-        <w:t>[Insert a short public-facing statement describing the school, its academic program, student profile, and commitment to Ontario curriculum expectations and student success.]</w:t>
+        <w:t>Webtree Academy is an Ontario private secondary school offering OSSD-credit courses in a hybrid model with a focus on academic readiness, applied learning, safe practical instruction, and student success.</w:t>
       </w:r>
     </w:p>
     <w:p>
@@ -1100,7 +974,7 @@
     </w:p>
     <w:p>
       <w:r>
-        <w:t>[Insert school mission statement.]</w:t>
+        <w:t>Mission: Provide rigorous Ontario curriculum-based learning with safe, student-centred, technology-enhanced instruction.</w:t>
       </w:r>
     </w:p>
     <w:p>
@@ -1113,7 +987,7 @@
     </w:p>
     <w:p>
       <w:r>
-        <w:t>[Insert school vision statement.]</w:t>
+        <w:t>Vision: Prepare students to succeed in postsecondary study, skilled trades, entrepreneurship, and future technology-driven work.</w:t>
       </w:r>
     </w:p>
     <w:p>
@@ -1250,6 +1124,19 @@
             <w:vAlign w:val="center"/>
           </w:tcPr>
           <w:p>
+            <w:r>
+              <w:t>2026 Summer School: July 8, 2026 to August 31, 2026</w:t>
+            </w:r>
+          </w:p>
+        </w:tc>
+      </w:tr>
+      <w:tr>
+        <w:tc>
+          <w:tcPr>
+            <w:tcW w:type="dxa" w:w="5040"/>
+            <w:vAlign w:val="center"/>
+          </w:tcPr>
+          <w:p>
             <w:pPr>
               <w:spacing w:after="0"/>
             </w:pPr>
@@ -1258,7 +1145,18 @@
               <w:rPr>
                 <w:b w:val="0"/>
               </w:rPr>
-              <w:t>[Insert date]</w:t>
+              <w:t>Last Day of Classes</w:t>
+            </w:r>
+          </w:p>
+        </w:tc>
+        <w:tc>
+          <w:tcPr>
+            <w:tcW w:type="dxa" w:w="5040"/>
+            <w:vAlign w:val="center"/>
+          </w:tcPr>
+          <w:p>
+            <w:r>
+              <w:t>2026-2027 School Year: September 2026 to June 2027</w:t>
             </w:r>
           </w:p>
         </w:tc>
@@ -1278,10 +1176,23 @@
               <w:rPr>
                 <w:b w:val="0"/>
               </w:rPr>
-              <w:t>Last Day of Classes</w:t>
-            </w:r>
-          </w:p>
-        </w:tc>
+              <w:t>Term / Semester 1</w:t>
+            </w:r>
+          </w:p>
+        </w:tc>
+        <w:tc>
+          <w:tcPr>
+            <w:tcW w:type="dxa" w:w="5040"/>
+            <w:vAlign w:val="center"/>
+          </w:tcPr>
+          <w:p>
+            <w:r>
+              <w:t>Term 1: September 2026 to January 2027</w:t>
+            </w:r>
+          </w:p>
+        </w:tc>
+      </w:tr>
+      <w:tr>
         <w:tc>
           <w:tcPr>
             <w:tcW w:type="dxa" w:w="5040"/>
@@ -1296,7 +1207,18 @@
               <w:rPr>
                 <w:b w:val="0"/>
               </w:rPr>
-              <w:t>[Insert date]</w:t>
+              <w:t>Term / Semester 2</w:t>
+            </w:r>
+          </w:p>
+        </w:tc>
+        <w:tc>
+          <w:tcPr>
+            <w:tcW w:type="dxa" w:w="5040"/>
+            <w:vAlign w:val="center"/>
+          </w:tcPr>
+          <w:p>
+            <w:r>
+              <w:t>Term 2: February 2027 to June 2027</w:t>
             </w:r>
           </w:p>
         </w:tc>
@@ -1316,10 +1238,23 @@
               <w:rPr>
                 <w:b w:val="0"/>
               </w:rPr>
-              <w:t>Term / Semester 1</w:t>
-            </w:r>
-          </w:p>
-        </w:tc>
+              <w:t>Final Evaluation Period</w:t>
+            </w:r>
+          </w:p>
+        </w:tc>
+        <w:tc>
+          <w:tcPr>
+            <w:tcW w:type="dxa" w:w="5040"/>
+            <w:vAlign w:val="center"/>
+          </w:tcPr>
+          <w:p>
+            <w:r>
+              <w:t>Final Evaluation Period: end of each term / course end date</w:t>
+            </w:r>
+          </w:p>
+        </w:tc>
+      </w:tr>
+      <w:tr>
         <w:tc>
           <w:tcPr>
             <w:tcW w:type="dxa" w:w="5040"/>
@@ -1334,7 +1269,18 @@
               <w:rPr>
                 <w:b w:val="0"/>
               </w:rPr>
-              <w:t>[Insert dates]</w:t>
+              <w:t>Report Card Issue Dates</w:t>
+            </w:r>
+          </w:p>
+        </w:tc>
+        <w:tc>
+          <w:tcPr>
+            <w:tcW w:type="dxa" w:w="5040"/>
+            <w:vAlign w:val="center"/>
+          </w:tcPr>
+          <w:p>
+            <w:r>
+              <w:t>Midterm and final report card dates published in school calendar</w:t>
             </w:r>
           </w:p>
         </w:tc>
@@ -1354,10 +1300,23 @@
               <w:rPr>
                 <w:b w:val="0"/>
               </w:rPr>
-              <w:t>Term / Semester 2</w:t>
-            </w:r>
-          </w:p>
-        </w:tc>
+              <w:t>Parent-Teacher Conference Dates</w:t>
+            </w:r>
+          </w:p>
+        </w:tc>
+        <w:tc>
+          <w:tcPr>
+            <w:tcW w:type="dxa" w:w="5040"/>
+            <w:vAlign w:val="center"/>
+          </w:tcPr>
+          <w:p>
+            <w:r>
+              <w:t>Parent-teacher conferences scheduled by school administration</w:t>
+            </w:r>
+          </w:p>
+        </w:tc>
+      </w:tr>
+      <w:tr>
         <w:tc>
           <w:tcPr>
             <w:tcW w:type="dxa" w:w="5040"/>
@@ -1372,7 +1331,18 @@
               <w:rPr>
                 <w:b w:val="0"/>
               </w:rPr>
-              <w:t>[Insert dates]</w:t>
+              <w:t>School Holidays / Closures</w:t>
+            </w:r>
+          </w:p>
+        </w:tc>
+        <w:tc>
+          <w:tcPr>
+            <w:tcW w:type="dxa" w:w="5040"/>
+            <w:vAlign w:val="center"/>
+          </w:tcPr>
+          <w:p>
+            <w:r>
+              <w:t>School holidays / closures published annually</w:t>
             </w:r>
           </w:p>
         </w:tc>
@@ -1392,7 +1362,7 @@
               <w:rPr>
                 <w:b w:val="0"/>
               </w:rPr>
-              <w:t>Final Evaluation Period</w:t>
+              <w:t>Professional Activity / Staff Development Days</w:t>
             </w:r>
           </w:p>
         </w:tc>
@@ -1402,167 +1372,8 @@
             <w:vAlign w:val="center"/>
           </w:tcPr>
           <w:p>
-            <w:pPr>
-              <w:spacing w:after="0"/>
-            </w:pPr>
-            <w:r/>
-            <w:r>
-              <w:rPr>
-                <w:b w:val="0"/>
-              </w:rPr>
-              <w:t>[Insert dates]</w:t>
-            </w:r>
-          </w:p>
-        </w:tc>
-      </w:tr>
-      <w:tr>
-        <w:tc>
-          <w:tcPr>
-            <w:tcW w:type="dxa" w:w="5040"/>
-            <w:vAlign w:val="center"/>
-          </w:tcPr>
-          <w:p>
-            <w:pPr>
-              <w:spacing w:after="0"/>
-            </w:pPr>
-            <w:r/>
-            <w:r>
-              <w:rPr>
-                <w:b w:val="0"/>
-              </w:rPr>
-              <w:t>Report Card Issue Dates</w:t>
-            </w:r>
-          </w:p>
-        </w:tc>
-        <w:tc>
-          <w:tcPr>
-            <w:tcW w:type="dxa" w:w="5040"/>
-            <w:vAlign w:val="center"/>
-          </w:tcPr>
-          <w:p>
-            <w:pPr>
-              <w:spacing w:after="0"/>
-            </w:pPr>
-            <w:r/>
-            <w:r>
-              <w:rPr>
-                <w:b w:val="0"/>
-              </w:rPr>
-              <w:t>[Insert dates]</w:t>
-            </w:r>
-          </w:p>
-        </w:tc>
-      </w:tr>
-      <w:tr>
-        <w:tc>
-          <w:tcPr>
-            <w:tcW w:type="dxa" w:w="5040"/>
-            <w:vAlign w:val="center"/>
-          </w:tcPr>
-          <w:p>
-            <w:pPr>
-              <w:spacing w:after="0"/>
-            </w:pPr>
-            <w:r/>
-            <w:r>
-              <w:rPr>
-                <w:b w:val="0"/>
-              </w:rPr>
-              <w:t>Parent-Teacher Conference Dates</w:t>
-            </w:r>
-          </w:p>
-        </w:tc>
-        <w:tc>
-          <w:tcPr>
-            <w:tcW w:type="dxa" w:w="5040"/>
-            <w:vAlign w:val="center"/>
-          </w:tcPr>
-          <w:p>
-            <w:pPr>
-              <w:spacing w:after="0"/>
-            </w:pPr>
-            <w:r/>
-            <w:r>
-              <w:rPr>
-                <w:b w:val="0"/>
-              </w:rPr>
-              <w:t>[Insert dates]</w:t>
-            </w:r>
-          </w:p>
-        </w:tc>
-      </w:tr>
-      <w:tr>
-        <w:tc>
-          <w:tcPr>
-            <w:tcW w:type="dxa" w:w="5040"/>
-            <w:vAlign w:val="center"/>
-          </w:tcPr>
-          <w:p>
-            <w:pPr>
-              <w:spacing w:after="0"/>
-            </w:pPr>
-            <w:r/>
-            <w:r>
-              <w:rPr>
-                <w:b w:val="0"/>
-              </w:rPr>
-              <w:t>School Holidays / Closures</w:t>
-            </w:r>
-          </w:p>
-        </w:tc>
-        <w:tc>
-          <w:tcPr>
-            <w:tcW w:type="dxa" w:w="5040"/>
-            <w:vAlign w:val="center"/>
-          </w:tcPr>
-          <w:p>
-            <w:pPr>
-              <w:spacing w:after="0"/>
-            </w:pPr>
-            <w:r/>
-            <w:r>
-              <w:rPr>
-                <w:b w:val="0"/>
-              </w:rPr>
-              <w:t>[Insert dates]</w:t>
-            </w:r>
-          </w:p>
-        </w:tc>
-      </w:tr>
-      <w:tr>
-        <w:tc>
-          <w:tcPr>
-            <w:tcW w:type="dxa" w:w="5040"/>
-            <w:vAlign w:val="center"/>
-          </w:tcPr>
-          <w:p>
-            <w:pPr>
-              <w:spacing w:after="0"/>
-            </w:pPr>
-            <w:r/>
-            <w:r>
-              <w:rPr>
-                <w:b w:val="0"/>
-              </w:rPr>
-              <w:t>Professional Activity / Staff Development Days</w:t>
-            </w:r>
-          </w:p>
-        </w:tc>
-        <w:tc>
-          <w:tcPr>
-            <w:tcW w:type="dxa" w:w="5040"/>
-            <w:vAlign w:val="center"/>
-          </w:tcPr>
-          <w:p>
-            <w:pPr>
-              <w:spacing w:after="0"/>
-            </w:pPr>
-            <w:r/>
-            <w:r>
-              <w:rPr>
-                <w:b w:val="0"/>
-              </w:rPr>
-              <w:t>[Insert dates]</w:t>
+            <w:r>
+              <w:t>Professional activity days published annually</w:t>
             </w:r>
           </w:p>
         </w:tc>
@@ -1655,6 +1466,19 @@
             <w:vAlign w:val="center"/>
           </w:tcPr>
           <w:p>
+            <w:r>
+              <w:t>Hybrid delivery with in-person practical instruction, supervised lab work, and approved online follow-up where needed.</w:t>
+            </w:r>
+          </w:p>
+        </w:tc>
+      </w:tr>
+      <w:tr>
+        <w:tc>
+          <w:tcPr>
+            <w:tcW w:type="dxa" w:w="5040"/>
+            <w:vAlign w:val="center"/>
+          </w:tcPr>
+          <w:p>
             <w:pPr>
               <w:spacing w:after="0"/>
             </w:pPr>
@@ -1663,7 +1487,18 @@
               <w:rPr>
                 <w:b w:val="0"/>
               </w:rPr>
-              <w:t>hybrid</w:t>
+              <w:t>Daily Schedule</w:t>
+            </w:r>
+          </w:p>
+        </w:tc>
+        <w:tc>
+          <w:tcPr>
+            <w:tcW w:type="dxa" w:w="5040"/>
+            <w:vAlign w:val="center"/>
+          </w:tcPr>
+          <w:p>
+            <w:r>
+              <w:t>8:30 a.m. - 3:00 p.m. school day model, with course blocks scheduled to meet required instructional time.</w:t>
             </w:r>
           </w:p>
         </w:tc>
@@ -1683,10 +1518,23 @@
               <w:rPr>
                 <w:b w:val="0"/>
               </w:rPr>
-              <w:t>Daily Schedule</w:t>
-            </w:r>
-          </w:p>
-        </w:tc>
+              <w:t>Course Length</w:t>
+            </w:r>
+          </w:p>
+        </w:tc>
+        <w:tc>
+          <w:tcPr>
+            <w:tcW w:type="dxa" w:w="5040"/>
+            <w:vAlign w:val="center"/>
+          </w:tcPr>
+          <w:p>
+            <w:r>
+              <w:t>Full-credit courses must meet required instructional time; TAS2O is scheduled to total 110 hours.</w:t>
+            </w:r>
+          </w:p>
+        </w:tc>
+      </w:tr>
+      <w:tr>
         <w:tc>
           <w:tcPr>
             <w:tcW w:type="dxa" w:w="5040"/>
@@ -1701,7 +1549,18 @@
               <w:rPr>
                 <w:b w:val="0"/>
               </w:rPr>
-              <w:t>[Insert daily bell schedule]</w:t>
+              <w:t>TAS2O Delivery Model</w:t>
+            </w:r>
+          </w:p>
+        </w:tc>
+        <w:tc>
+          <w:tcPr>
+            <w:tcW w:type="dxa" w:w="5040"/>
+            <w:vAlign w:val="center"/>
+          </w:tcPr>
+          <w:p>
+            <w:r>
+              <w:t>18-week equivalent model with approximately 6.1 hours per week to complete 110 hours.</w:t>
             </w:r>
           </w:p>
         </w:tc>
@@ -1721,7 +1580,7 @@
               <w:rPr>
                 <w:b w:val="0"/>
               </w:rPr>
-              <w:t>Course Length</w:t>
+              <w:t>Make-Up Time Procedure</w:t>
             </w:r>
           </w:p>
         </w:tc>
@@ -1731,91 +1590,8 @@
             <w:vAlign w:val="center"/>
           </w:tcPr>
           <w:p>
-            <w:pPr>
-              <w:spacing w:after="0"/>
-            </w:pPr>
-            <w:r/>
-            <w:r>
-              <w:rPr>
-                <w:b w:val="0"/>
-              </w:rPr>
-              <w:t>Full-credit courses are scheduled to meet the required instructional time. Insert school-specific model.</w:t>
-            </w:r>
-          </w:p>
-        </w:tc>
-      </w:tr>
-      <w:tr>
-        <w:tc>
-          <w:tcPr>
-            <w:tcW w:type="dxa" w:w="5040"/>
-            <w:vAlign w:val="center"/>
-          </w:tcPr>
-          <w:p>
-            <w:pPr>
-              <w:spacing w:after="0"/>
-            </w:pPr>
-            <w:r/>
-            <w:r>
-              <w:rPr>
-                <w:b w:val="0"/>
-              </w:rPr>
-              <w:t>TAS2O Delivery Model</w:t>
-            </w:r>
-          </w:p>
-        </w:tc>
-        <w:tc>
-          <w:tcPr>
-            <w:tcW w:type="dxa" w:w="5040"/>
-            <w:vAlign w:val="center"/>
-          </w:tcPr>
-          <w:p>
-            <w:pPr>
-              <w:spacing w:after="0"/>
-            </w:pPr>
-            <w:r/>
-            <w:r>
-              <w:rPr>
-                <w:b w:val="0"/>
-              </w:rPr>
-              <w:t>[e.g., 18 weeks x approximately 6.1 hours/week = 110 hours]</w:t>
-            </w:r>
-          </w:p>
-        </w:tc>
-      </w:tr>
-      <w:tr>
-        <w:tc>
-          <w:tcPr>
-            <w:tcW w:type="dxa" w:w="5040"/>
-            <w:vAlign w:val="center"/>
-          </w:tcPr>
-          <w:p>
-            <w:pPr>
-              <w:spacing w:after="0"/>
-            </w:pPr>
-            <w:r/>
-            <w:r>
-              <w:rPr>
-                <w:b w:val="0"/>
-              </w:rPr>
-              <w:t>Make-Up Time Procedure</w:t>
-            </w:r>
-          </w:p>
-        </w:tc>
-        <w:tc>
-          <w:tcPr>
-            <w:tcW w:type="dxa" w:w="5040"/>
-            <w:vAlign w:val="center"/>
-          </w:tcPr>
-          <w:p>
-            <w:pPr>
-              <w:spacing w:after="0"/>
-            </w:pPr>
-            <w:r/>
-            <w:r>
-              <w:rPr>
-                <w:b w:val="0"/>
-              </w:rPr>
-              <w:t>[Insert procedure for absences or missed required instructional time]</w:t>
+            <w:r>
+              <w:t>Missed time is documented, teacher-approved, and made up through supervised sessions or equivalent evidence-based learning.</w:t>
             </w:r>
           </w:p>
         </w:tc>
@@ -1913,6 +1689,19 @@
             <w:vAlign w:val="center"/>
           </w:tcPr>
           <w:p>
+            <w:r>
+              <w:t>Ontario Secondary School Diploma requirements are reviewed annually and communicated through school guidance and the course calendar.</w:t>
+            </w:r>
+          </w:p>
+        </w:tc>
+      </w:tr>
+      <w:tr>
+        <w:tc>
+          <w:tcPr>
+            <w:tcW w:type="dxa" w:w="5040"/>
+            <w:vAlign w:val="center"/>
+          </w:tcPr>
+          <w:p>
             <w:pPr>
               <w:spacing w:after="0"/>
             </w:pPr>
@@ -1921,7 +1710,18 @@
               <w:rPr>
                 <w:b w:val="0"/>
               </w:rPr>
-              <w:t>[Insert current OSSD compulsory credit requirements.]</w:t>
+              <w:t>Optional Credits</w:t>
+            </w:r>
+          </w:p>
+        </w:tc>
+        <w:tc>
+          <w:tcPr>
+            <w:tcW w:type="dxa" w:w="5040"/>
+            <w:vAlign w:val="center"/>
+          </w:tcPr>
+          <w:p>
+            <w:r>
+              <w:t>Optional credits are published in the school calendar and guidance materials each year.</w:t>
             </w:r>
           </w:p>
         </w:tc>
@@ -1941,10 +1741,23 @@
               <w:rPr>
                 <w:b w:val="0"/>
               </w:rPr>
-              <w:t>Optional Credits</w:t>
-            </w:r>
-          </w:p>
-        </w:tc>
+              <w:t>Literacy Requirement</w:t>
+            </w:r>
+          </w:p>
+        </w:tc>
+        <w:tc>
+          <w:tcPr>
+            <w:tcW w:type="dxa" w:w="5040"/>
+            <w:vAlign w:val="center"/>
+          </w:tcPr>
+          <w:p>
+            <w:r>
+              <w:t>Literacy requirement is met through the Ontario Secondary School Literacy Test or an approved equivalent pathway, as applicable.</w:t>
+            </w:r>
+          </w:p>
+        </w:tc>
+      </w:tr>
+      <w:tr>
         <w:tc>
           <w:tcPr>
             <w:tcW w:type="dxa" w:w="5040"/>
@@ -1959,7 +1772,18 @@
               <w:rPr>
                 <w:b w:val="0"/>
               </w:rPr>
-              <w:t>[Insert current optional credit requirements.]</w:t>
+              <w:t>Community Involvement</w:t>
+            </w:r>
+          </w:p>
+        </w:tc>
+        <w:tc>
+          <w:tcPr>
+            <w:tcW w:type="dxa" w:w="5040"/>
+            <w:vAlign w:val="center"/>
+          </w:tcPr>
+          <w:p>
+            <w:r>
+              <w:t>Community involvement hours are tracked according to Ontario requirements and school guidance procedures.</w:t>
             </w:r>
           </w:p>
         </w:tc>
@@ -1979,10 +1803,23 @@
               <w:rPr>
                 <w:b w:val="0"/>
               </w:rPr>
-              <w:t>Literacy Requirement</w:t>
-            </w:r>
-          </w:p>
-        </w:tc>
+              <w:t>Online Learning Requirement</w:t>
+            </w:r>
+          </w:p>
+        </w:tc>
+        <w:tc>
+          <w:tcPr>
+            <w:tcW w:type="dxa" w:w="5040"/>
+            <w:vAlign w:val="center"/>
+          </w:tcPr>
+          <w:p>
+            <w:r>
+              <w:t>Online learning requirements and any opt-out process are managed according to current Ministry guidance and school policy.</w:t>
+            </w:r>
+          </w:p>
+        </w:tc>
+      </w:tr>
+      <w:tr>
         <w:tc>
           <w:tcPr>
             <w:tcW w:type="dxa" w:w="5040"/>
@@ -1997,7 +1834,18 @@
               <w:rPr>
                 <w:b w:val="0"/>
               </w:rPr>
-              <w:t>[Insert school process for literacy requirement, OSSLT or equivalent pathway if applicable.]</w:t>
+              <w:t>Substitutions</w:t>
+            </w:r>
+          </w:p>
+        </w:tc>
+        <w:tc>
+          <w:tcPr>
+            <w:tcW w:type="dxa" w:w="5040"/>
+            <w:vAlign w:val="center"/>
+          </w:tcPr>
+          <w:p>
+            <w:r>
+              <w:t>Substitution requests, if any, require principal review and documentation.</w:t>
             </w:r>
           </w:p>
         </w:tc>
@@ -2017,7 +1865,7 @@
               <w:rPr>
                 <w:b w:val="0"/>
               </w:rPr>
-              <w:t>Community Involvement</w:t>
+              <w:t>Certificate / Non-OSSD Pathways</w:t>
             </w:r>
           </w:p>
         </w:tc>
@@ -2027,129 +1875,8 @@
             <w:vAlign w:val="center"/>
           </w:tcPr>
           <w:p>
-            <w:pPr>
-              <w:spacing w:after="0"/>
-            </w:pPr>
-            <w:r/>
-            <w:r>
-              <w:rPr>
-                <w:b w:val="0"/>
-              </w:rPr>
-              <w:t>[Insert school process for community involvement hours.]</w:t>
-            </w:r>
-          </w:p>
-        </w:tc>
-      </w:tr>
-      <w:tr>
-        <w:tc>
-          <w:tcPr>
-            <w:tcW w:type="dxa" w:w="5040"/>
-            <w:vAlign w:val="center"/>
-          </w:tcPr>
-          <w:p>
-            <w:pPr>
-              <w:spacing w:after="0"/>
-            </w:pPr>
-            <w:r/>
-            <w:r>
-              <w:rPr>
-                <w:b w:val="0"/>
-              </w:rPr>
-              <w:t>Online Learning Requirement</w:t>
-            </w:r>
-          </w:p>
-        </w:tc>
-        <w:tc>
-          <w:tcPr>
-            <w:tcW w:type="dxa" w:w="5040"/>
-            <w:vAlign w:val="center"/>
-          </w:tcPr>
-          <w:p>
-            <w:pPr>
-              <w:spacing w:after="0"/>
-            </w:pPr>
-            <w:r/>
-            <w:r>
-              <w:rPr>
-                <w:b w:val="0"/>
-              </w:rPr>
-              <w:t>[Insert current school policy and opt-out process if applicable.]</w:t>
-            </w:r>
-          </w:p>
-        </w:tc>
-      </w:tr>
-      <w:tr>
-        <w:tc>
-          <w:tcPr>
-            <w:tcW w:type="dxa" w:w="5040"/>
-            <w:vAlign w:val="center"/>
-          </w:tcPr>
-          <w:p>
-            <w:pPr>
-              <w:spacing w:after="0"/>
-            </w:pPr>
-            <w:r/>
-            <w:r>
-              <w:rPr>
-                <w:b w:val="0"/>
-              </w:rPr>
-              <w:t>Substitutions</w:t>
-            </w:r>
-          </w:p>
-        </w:tc>
-        <w:tc>
-          <w:tcPr>
-            <w:tcW w:type="dxa" w:w="5040"/>
-            <w:vAlign w:val="center"/>
-          </w:tcPr>
-          <w:p>
-            <w:pPr>
-              <w:spacing w:after="0"/>
-            </w:pPr>
-            <w:r/>
-            <w:r>
-              <w:rPr>
-                <w:b w:val="0"/>
-              </w:rPr>
-              <w:t>[Insert principal-approved substitution policy if applicable.]</w:t>
-            </w:r>
-          </w:p>
-        </w:tc>
-      </w:tr>
-      <w:tr>
-        <w:tc>
-          <w:tcPr>
-            <w:tcW w:type="dxa" w:w="5040"/>
-            <w:vAlign w:val="center"/>
-          </w:tcPr>
-          <w:p>
-            <w:pPr>
-              <w:spacing w:after="0"/>
-            </w:pPr>
-            <w:r/>
-            <w:r>
-              <w:rPr>
-                <w:b w:val="0"/>
-              </w:rPr>
-              <w:t>Certificate / Non-OSSD Pathways</w:t>
-            </w:r>
-          </w:p>
-        </w:tc>
-        <w:tc>
-          <w:tcPr>
-            <w:tcW w:type="dxa" w:w="5040"/>
-            <w:vAlign w:val="center"/>
-          </w:tcPr>
-          <w:p>
-            <w:pPr>
-              <w:spacing w:after="0"/>
-            </w:pPr>
-            <w:r/>
-            <w:r>
-              <w:rPr>
-                <w:b w:val="0"/>
-              </w:rPr>
-              <w:t>[Insert if applicable.]</w:t>
+            <w:r>
+              <w:t>Non-OSSD or certificate pathways, if offered, are documented separately in school policy.</w:t>
             </w:r>
           </w:p>
         </w:tc>
@@ -2814,7 +2541,7 @@
     </w:p>
     <w:p>
       <w:r>
-        <w:t>[Insert school-specific course selection timeline, guidance process, prerequisite checking process, course change procedure, and withdrawal policy.]</w:t>
+        <w:t>Students select courses through the school guidance and admissions process. Prerequisites are checked before enrolment. Course changes and withdrawals are documented by administration and reviewed by the principal when required.</w:t>
       </w:r>
     </w:p>
     <w:p>
@@ -3128,6 +2855,19 @@
             <w:vAlign w:val="center"/>
           </w:tcPr>
           <w:p>
+            <w:r>
+              <w:t>Term work is weighted 70 percent and is based on observation, conversations, products, portfolios, quizzes, and practical tasks.</w:t>
+            </w:r>
+          </w:p>
+        </w:tc>
+      </w:tr>
+      <w:tr>
+        <w:tc>
+          <w:tcPr>
+            <w:tcW w:type="dxa" w:w="5040"/>
+            <w:vAlign w:val="center"/>
+          </w:tcPr>
+          <w:p>
             <w:pPr>
               <w:spacing w:after="0"/>
             </w:pPr>
@@ -3136,7 +2876,18 @@
               <w:rPr>
                 <w:b w:val="0"/>
               </w:rPr>
-              <w:t>[Insert school policy. Common model: 70% of final grade based on evidence collected throughout the course.]</w:t>
+              <w:t>Final Evaluation</w:t>
+            </w:r>
+          </w:p>
+        </w:tc>
+        <w:tc>
+          <w:tcPr>
+            <w:tcW w:type="dxa" w:w="5040"/>
+            <w:vAlign w:val="center"/>
+          </w:tcPr>
+          <w:p>
+            <w:r>
+              <w:t>Final evaluation is weighted 30 percent and is based on the capstone prototype, portfolio, and presentation/demo.</w:t>
             </w:r>
           </w:p>
         </w:tc>
@@ -3156,10 +2907,23 @@
               <w:rPr>
                 <w:b w:val="0"/>
               </w:rPr>
-              <w:t>Final Evaluation</w:t>
-            </w:r>
-          </w:p>
-        </w:tc>
+              <w:t>Learning Skills and Work Habits</w:t>
+            </w:r>
+          </w:p>
+        </w:tc>
+        <w:tc>
+          <w:tcPr>
+            <w:tcW w:type="dxa" w:w="5040"/>
+            <w:vAlign w:val="center"/>
+          </w:tcPr>
+          <w:p>
+            <w:r>
+              <w:t>Learning skills and work habits are reported separately using the Ontario categories and school reporting format.</w:t>
+            </w:r>
+          </w:p>
+        </w:tc>
+      </w:tr>
+      <w:tr>
         <w:tc>
           <w:tcPr>
             <w:tcW w:type="dxa" w:w="5040"/>
@@ -3174,83 +2938,18 @@
               <w:rPr>
                 <w:b w:val="0"/>
               </w:rPr>
-              <w:t>[Insert school policy. Common model: 30% of final grade based on final evaluation such as exam, performance task, portfolio, presentation, or project.]</w:t>
-            </w:r>
-          </w:p>
-        </w:tc>
-      </w:tr>
-      <w:tr>
+              <w:t>Report Cards</w:t>
+            </w:r>
+          </w:p>
+        </w:tc>
         <w:tc>
           <w:tcPr>
             <w:tcW w:type="dxa" w:w="5040"/>
             <w:vAlign w:val="center"/>
           </w:tcPr>
           <w:p>
-            <w:pPr>
-              <w:spacing w:after="0"/>
-            </w:pPr>
-            <w:r/>
-            <w:r>
-              <w:rPr>
-                <w:b w:val="0"/>
-              </w:rPr>
-              <w:t>Learning Skills and Work Habits</w:t>
-            </w:r>
-          </w:p>
-        </w:tc>
-        <w:tc>
-          <w:tcPr>
-            <w:tcW w:type="dxa" w:w="5040"/>
-            <w:vAlign w:val="center"/>
-          </w:tcPr>
-          <w:p>
-            <w:pPr>
-              <w:spacing w:after="0"/>
-            </w:pPr>
-            <w:r/>
-            <w:r>
-              <w:rPr>
-                <w:b w:val="0"/>
-              </w:rPr>
-              <w:t>[Insert how responsibility, organization, independent work, collaboration, initiative, and self-regulation are reported.]</w:t>
-            </w:r>
-          </w:p>
-        </w:tc>
-      </w:tr>
-      <w:tr>
-        <w:tc>
-          <w:tcPr>
-            <w:tcW w:type="dxa" w:w="5040"/>
-            <w:vAlign w:val="center"/>
-          </w:tcPr>
-          <w:p>
-            <w:pPr>
-              <w:spacing w:after="0"/>
-            </w:pPr>
-            <w:r/>
-            <w:r>
-              <w:rPr>
-                <w:b w:val="0"/>
-              </w:rPr>
-              <w:t>Report Cards</w:t>
-            </w:r>
-          </w:p>
-        </w:tc>
-        <w:tc>
-          <w:tcPr>
-            <w:tcW w:type="dxa" w:w="5040"/>
-            <w:vAlign w:val="center"/>
-          </w:tcPr>
-          <w:p>
-            <w:pPr>
-              <w:spacing w:after="0"/>
-            </w:pPr>
-            <w:r/>
-            <w:r>
-              <w:rPr>
-                <w:b w:val="0"/>
-              </w:rPr>
-              <w:t>[Insert timing and format for interim/midterm/final reports.]</w:t>
+            <w:r>
+              <w:t>Interim and final reports are issued according to the school year calendar and report card schedule.</w:t>
             </w:r>
           </w:p>
         </w:tc>
@@ -3275,7 +2974,7 @@
     </w:p>
     <w:p>
       <w:r>
-        <w:t>[Insert school policy on academic honesty, plagiarism, unauthorized collaboration, citation, and consequences.]</w:t>
+        <w:t>Academic honesty is required in all courses. Plagiarism, unauthorized collaboration, fabricated evidence, and unacknowledged AI use are prohibited. Consequences follow school policy and may include resubmission, conferencing, mark adjustment, or further disciplinary action.</w:t>
       </w:r>
     </w:p>
     <w:p>
@@ -3584,6 +3283,19 @@
             <w:vAlign w:val="center"/>
           </w:tcPr>
           <w:p>
+            <w:r>
+              <w:t>Students are expected to attend scheduled classes and complete the required 110 instructional hours.</w:t>
+            </w:r>
+          </w:p>
+        </w:tc>
+      </w:tr>
+      <w:tr>
+        <w:tc>
+          <w:tcPr>
+            <w:tcW w:type="dxa" w:w="5040"/>
+            <w:vAlign w:val="center"/>
+          </w:tcPr>
+          <w:p>
             <w:pPr>
               <w:spacing w:after="0"/>
             </w:pPr>
@@ -3592,7 +3304,18 @@
               <w:rPr>
                 <w:b w:val="0"/>
               </w:rPr>
-              <w:t>[Insert expectations for attending scheduled classes and completing required instructional time.]</w:t>
+              <w:t>Lates</w:t>
+            </w:r>
+          </w:p>
+        </w:tc>
+        <w:tc>
+          <w:tcPr>
+            <w:tcW w:type="dxa" w:w="5040"/>
+            <w:vAlign w:val="center"/>
+          </w:tcPr>
+          <w:p>
+            <w:r>
+              <w:t>Late arrivals are recorded by the teacher and communicated according to school attendance procedures.</w:t>
             </w:r>
           </w:p>
         </w:tc>
@@ -3612,10 +3335,23 @@
               <w:rPr>
                 <w:b w:val="0"/>
               </w:rPr>
-              <w:t>Lates</w:t>
-            </w:r>
-          </w:p>
-        </w:tc>
+              <w:t>Absences</w:t>
+            </w:r>
+          </w:p>
+        </w:tc>
+        <w:tc>
+          <w:tcPr>
+            <w:tcW w:type="dxa" w:w="5040"/>
+            <w:vAlign w:val="center"/>
+          </w:tcPr>
+          <w:p>
+            <w:r>
+              <w:t>Absences are reported by parents/guardians and documented by school administration.</w:t>
+            </w:r>
+          </w:p>
+        </w:tc>
+      </w:tr>
+      <w:tr>
         <w:tc>
           <w:tcPr>
             <w:tcW w:type="dxa" w:w="5040"/>
@@ -3630,7 +3366,18 @@
               <w:rPr>
                 <w:b w:val="0"/>
               </w:rPr>
-              <w:t>[Insert late arrival procedure.]</w:t>
+              <w:t>Missed Assessments</w:t>
+            </w:r>
+          </w:p>
+        </w:tc>
+        <w:tc>
+          <w:tcPr>
+            <w:tcW w:type="dxa" w:w="5040"/>
+            <w:vAlign w:val="center"/>
+          </w:tcPr>
+          <w:p>
+            <w:r>
+              <w:t>Missed assessments are rescheduled when appropriate, with teacher approval and documented evidence.</w:t>
             </w:r>
           </w:p>
         </w:tc>
@@ -3650,10 +3397,23 @@
               <w:rPr>
                 <w:b w:val="0"/>
               </w:rPr>
-              <w:t>Absences</w:t>
-            </w:r>
-          </w:p>
-        </w:tc>
+              <w:t>Make-Up Work / Time</w:t>
+            </w:r>
+          </w:p>
+        </w:tc>
+        <w:tc>
+          <w:tcPr>
+            <w:tcW w:type="dxa" w:w="5040"/>
+            <w:vAlign w:val="center"/>
+          </w:tcPr>
+          <w:p>
+            <w:r>
+              <w:t>Make-up instruction occurs through supervised work periods, documented make-up tasks, or approved online evidence.</w:t>
+            </w:r>
+          </w:p>
+        </w:tc>
+      </w:tr>
+      <w:tr>
         <w:tc>
           <w:tcPr>
             <w:tcW w:type="dxa" w:w="5040"/>
@@ -3668,121 +3428,18 @@
               <w:rPr>
                 <w:b w:val="0"/>
               </w:rPr>
-              <w:t>[Insert parent/guardian notification and documentation procedure.]</w:t>
-            </w:r>
-          </w:p>
-        </w:tc>
-      </w:tr>
-      <w:tr>
+              <w:t>Credit Completion</w:t>
+            </w:r>
+          </w:p>
+        </w:tc>
         <w:tc>
           <w:tcPr>
             <w:tcW w:type="dxa" w:w="5040"/>
             <w:vAlign w:val="center"/>
           </w:tcPr>
           <w:p>
-            <w:pPr>
-              <w:spacing w:after="0"/>
-            </w:pPr>
-            <w:r/>
-            <w:r>
-              <w:rPr>
-                <w:b w:val="0"/>
-              </w:rPr>
-              <w:t>Missed Assessments</w:t>
-            </w:r>
-          </w:p>
-        </w:tc>
-        <w:tc>
-          <w:tcPr>
-            <w:tcW w:type="dxa" w:w="5040"/>
-            <w:vAlign w:val="center"/>
-          </w:tcPr>
-          <w:p>
-            <w:pPr>
-              <w:spacing w:after="0"/>
-            </w:pPr>
-            <w:r/>
-            <w:r>
-              <w:rPr>
-                <w:b w:val="0"/>
-              </w:rPr>
-              <w:t>[Insert procedure for missed tests, demos, labs, and presentations.]</w:t>
-            </w:r>
-          </w:p>
-        </w:tc>
-      </w:tr>
-      <w:tr>
-        <w:tc>
-          <w:tcPr>
-            <w:tcW w:type="dxa" w:w="5040"/>
-            <w:vAlign w:val="center"/>
-          </w:tcPr>
-          <w:p>
-            <w:pPr>
-              <w:spacing w:after="0"/>
-            </w:pPr>
-            <w:r/>
-            <w:r>
-              <w:rPr>
-                <w:b w:val="0"/>
-              </w:rPr>
-              <w:t>Make-Up Work / Time</w:t>
-            </w:r>
-          </w:p>
-        </w:tc>
-        <w:tc>
-          <w:tcPr>
-            <w:tcW w:type="dxa" w:w="5040"/>
-            <w:vAlign w:val="center"/>
-          </w:tcPr>
-          <w:p>
-            <w:pPr>
-              <w:spacing w:after="0"/>
-            </w:pPr>
-            <w:r/>
-            <w:r>
-              <w:rPr>
-                <w:b w:val="0"/>
-              </w:rPr>
-              <w:t>[Insert process for make-up instruction, supervised work periods, and documentation.]</w:t>
-            </w:r>
-          </w:p>
-        </w:tc>
-      </w:tr>
-      <w:tr>
-        <w:tc>
-          <w:tcPr>
-            <w:tcW w:type="dxa" w:w="5040"/>
-            <w:vAlign w:val="center"/>
-          </w:tcPr>
-          <w:p>
-            <w:pPr>
-              <w:spacing w:after="0"/>
-            </w:pPr>
-            <w:r/>
-            <w:r>
-              <w:rPr>
-                <w:b w:val="0"/>
-              </w:rPr>
-              <w:t>Credit Completion</w:t>
-            </w:r>
-          </w:p>
-        </w:tc>
-        <w:tc>
-          <w:tcPr>
-            <w:tcW w:type="dxa" w:w="5040"/>
-            <w:vAlign w:val="center"/>
-          </w:tcPr>
-          <w:p>
-            <w:pPr>
-              <w:spacing w:after="0"/>
-            </w:pPr>
-            <w:r/>
-            <w:r>
-              <w:rPr>
-                <w:b w:val="0"/>
-              </w:rPr>
-              <w:t>[Insert requirement that the final grade reflects achievement of curriculum expectations and completion of required course components.]</w:t>
+            <w:r>
+              <w:t>Credit completion is based on sufficient evidence of curriculum achievement, attendance, and completion of required course components.</w:t>
             </w:r>
           </w:p>
         </w:tc>
@@ -4038,6 +3695,19 @@
             <w:vAlign w:val="center"/>
           </w:tcPr>
           <w:p>
+            <w:r>
+              <w:t>Webtree Academy maintains the OSR, or forwards final reports to the OSR-holding school if required.</w:t>
+            </w:r>
+          </w:p>
+        </w:tc>
+      </w:tr>
+      <w:tr>
+        <w:tc>
+          <w:tcPr>
+            <w:tcW w:type="dxa" w:w="5040"/>
+            <w:vAlign w:val="center"/>
+          </w:tcPr>
+          <w:p>
             <w:pPr>
               <w:spacing w:after="0"/>
             </w:pPr>
@@ -4046,7 +3716,18 @@
               <w:rPr>
                 <w:b w:val="0"/>
               </w:rPr>
-              <w:t>[Insert whether school maintains OSR or forwards final reports to OSR-holding school.]</w:t>
+              <w:t>OST Updates</w:t>
+            </w:r>
+          </w:p>
+        </w:tc>
+        <w:tc>
+          <w:tcPr>
+            <w:tcW w:type="dxa" w:w="5040"/>
+            <w:vAlign w:val="center"/>
+          </w:tcPr>
+          <w:p>
+            <w:r>
+              <w:t>Credits are recorded by school administration in the student record and transcript process.</w:t>
             </w:r>
           </w:p>
         </w:tc>
@@ -4066,10 +3747,23 @@
               <w:rPr>
                 <w:b w:val="0"/>
               </w:rPr>
-              <w:t>OST Updates</w:t>
-            </w:r>
-          </w:p>
-        </w:tc>
+              <w:t>Report Card Storage</w:t>
+            </w:r>
+          </w:p>
+        </w:tc>
+        <w:tc>
+          <w:tcPr>
+            <w:tcW w:type="dxa" w:w="5040"/>
+            <w:vAlign w:val="center"/>
+          </w:tcPr>
+          <w:p>
+            <w:r>
+              <w:t>Report card copies and related evidence are retained according to school record-keeping procedures.</w:t>
+            </w:r>
+          </w:p>
+        </w:tc>
+      </w:tr>
+      <w:tr>
         <w:tc>
           <w:tcPr>
             <w:tcW w:type="dxa" w:w="5040"/>
@@ -4084,7 +3778,18 @@
               <w:rPr>
                 <w:b w:val="0"/>
               </w:rPr>
-              <w:t>[Insert who updates transcript and how credits are reported.]</w:t>
+              <w:t>Confidentiality</w:t>
+            </w:r>
+          </w:p>
+        </w:tc>
+        <w:tc>
+          <w:tcPr>
+            <w:tcW w:type="dxa" w:w="5040"/>
+            <w:vAlign w:val="center"/>
+          </w:tcPr>
+          <w:p>
+            <w:r>
+              <w:t>Student records are stored securely with access limited to authorized staff.</w:t>
             </w:r>
           </w:p>
         </w:tc>
@@ -4104,7 +3809,7 @@
               <w:rPr>
                 <w:b w:val="0"/>
               </w:rPr>
-              <w:t>Report Card Storage</w:t>
+              <w:t>Transfer / Withdrawal</w:t>
             </w:r>
           </w:p>
         </w:tc>
@@ -4114,91 +3819,8 @@
             <w:vAlign w:val="center"/>
           </w:tcPr>
           <w:p>
-            <w:pPr>
-              <w:spacing w:after="0"/>
-            </w:pPr>
-            <w:r/>
-            <w:r>
-              <w:rPr>
-                <w:b w:val="0"/>
-              </w:rPr>
-              <w:t>[Insert retention and access process.]</w:t>
-            </w:r>
-          </w:p>
-        </w:tc>
-      </w:tr>
-      <w:tr>
-        <w:tc>
-          <w:tcPr>
-            <w:tcW w:type="dxa" w:w="5040"/>
-            <w:vAlign w:val="center"/>
-          </w:tcPr>
-          <w:p>
-            <w:pPr>
-              <w:spacing w:after="0"/>
-            </w:pPr>
-            <w:r/>
-            <w:r>
-              <w:rPr>
-                <w:b w:val="0"/>
-              </w:rPr>
-              <w:t>Confidentiality</w:t>
-            </w:r>
-          </w:p>
-        </w:tc>
-        <w:tc>
-          <w:tcPr>
-            <w:tcW w:type="dxa" w:w="5040"/>
-            <w:vAlign w:val="center"/>
-          </w:tcPr>
-          <w:p>
-            <w:pPr>
-              <w:spacing w:after="0"/>
-            </w:pPr>
-            <w:r/>
-            <w:r>
-              <w:rPr>
-                <w:b w:val="0"/>
-              </w:rPr>
-              <w:t>[Insert privacy, access, and secure storage procedures.]</w:t>
-            </w:r>
-          </w:p>
-        </w:tc>
-      </w:tr>
-      <w:tr>
-        <w:tc>
-          <w:tcPr>
-            <w:tcW w:type="dxa" w:w="5040"/>
-            <w:vAlign w:val="center"/>
-          </w:tcPr>
-          <w:p>
-            <w:pPr>
-              <w:spacing w:after="0"/>
-            </w:pPr>
-            <w:r/>
-            <w:r>
-              <w:rPr>
-                <w:b w:val="0"/>
-              </w:rPr>
-              <w:t>Transfer / Withdrawal</w:t>
-            </w:r>
-          </w:p>
-        </w:tc>
-        <w:tc>
-          <w:tcPr>
-            <w:tcW w:type="dxa" w:w="5040"/>
-            <w:vAlign w:val="center"/>
-          </w:tcPr>
-          <w:p>
-            <w:pPr>
-              <w:spacing w:after="0"/>
-            </w:pPr>
-            <w:r/>
-            <w:r>
-              <w:rPr>
-                <w:b w:val="0"/>
-              </w:rPr>
-              <w:t>[Insert process for student transfer, withdrawal, or transcript request.]</w:t>
+            <w:r>
+              <w:t>Transfers, withdrawals, and transcript requests are handled by school administration and documented.</w:t>
             </w:r>
           </w:p>
         </w:tc>
@@ -4296,6 +3918,19 @@
             <w:vAlign w:val="center"/>
           </w:tcPr>
           <w:p>
+            <w:r>
+              <w:t>General classroom safety rules, emergency exits, and incident procedures are reviewed before any practical work.</w:t>
+            </w:r>
+          </w:p>
+        </w:tc>
+      </w:tr>
+      <w:tr>
+        <w:tc>
+          <w:tcPr>
+            <w:tcW w:type="dxa" w:w="5040"/>
+            <w:vAlign w:val="center"/>
+          </w:tcPr>
+          <w:p>
             <w:pPr>
               <w:spacing w:after="0"/>
             </w:pPr>
@@ -4304,7 +3939,18 @@
               <w:rPr>
                 <w:b w:val="0"/>
               </w:rPr>
-              <w:t>[Insert rules and emergency procedures.]</w:t>
+              <w:t>PPE</w:t>
+            </w:r>
+          </w:p>
+        </w:tc>
+        <w:tc>
+          <w:tcPr>
+            <w:tcW w:type="dxa" w:w="5040"/>
+            <w:vAlign w:val="center"/>
+          </w:tcPr>
+          <w:p>
+            <w:r>
+              <w:t>PPE is required where appropriate for tools, materials, or lab activities.</w:t>
             </w:r>
           </w:p>
         </w:tc>
@@ -4324,10 +3970,23 @@
               <w:rPr>
                 <w:b w:val="0"/>
               </w:rPr>
-              <w:t>PPE</w:t>
-            </w:r>
-          </w:p>
-        </w:tc>
+              <w:t>Tool / Equipment Training</w:t>
+            </w:r>
+          </w:p>
+        </w:tc>
+        <w:tc>
+          <w:tcPr>
+            <w:tcW w:type="dxa" w:w="5040"/>
+            <w:vAlign w:val="center"/>
+          </w:tcPr>
+          <w:p>
+            <w:r>
+              <w:t>Tool and equipment use requires direct teacher instruction, sign-off, and supervision where needed.</w:t>
+            </w:r>
+          </w:p>
+        </w:tc>
+      </w:tr>
+      <w:tr>
         <w:tc>
           <w:tcPr>
             <w:tcW w:type="dxa" w:w="5040"/>
@@ -4342,7 +4001,18 @@
               <w:rPr>
                 <w:b w:val="0"/>
               </w:rPr>
-              <w:t>[Insert PPE requirements by course/activity.]</w:t>
+              <w:t>Incident Reporting</w:t>
+            </w:r>
+          </w:p>
+        </w:tc>
+        <w:tc>
+          <w:tcPr>
+            <w:tcW w:type="dxa" w:w="5040"/>
+            <w:vAlign w:val="center"/>
+          </w:tcPr>
+          <w:p>
+            <w:r>
+              <w:t>Incidents and near-misses are recorded and reviewed by teacher and principal.</w:t>
             </w:r>
           </w:p>
         </w:tc>
@@ -4362,10 +4032,23 @@
               <w:rPr>
                 <w:b w:val="0"/>
               </w:rPr>
-              <w:t>Tool / Equipment Training</w:t>
-            </w:r>
-          </w:p>
-        </w:tc>
+              <w:t>Technology Use</w:t>
+            </w:r>
+          </w:p>
+        </w:tc>
+        <w:tc>
+          <w:tcPr>
+            <w:tcW w:type="dxa" w:w="5040"/>
+            <w:vAlign w:val="center"/>
+          </w:tcPr>
+          <w:p>
+            <w:r>
+              <w:t>School devices, network access, and online tools must follow acceptable use rules and privacy expectations.</w:t>
+            </w:r>
+          </w:p>
+        </w:tc>
+      </w:tr>
+      <w:tr>
         <w:tc>
           <w:tcPr>
             <w:tcW w:type="dxa" w:w="5040"/>
@@ -4380,121 +4063,18 @@
               <w:rPr>
                 <w:b w:val="0"/>
               </w:rPr>
-              <w:t>[Insert training and sign-off process.]</w:t>
-            </w:r>
-          </w:p>
-        </w:tc>
-      </w:tr>
-      <w:tr>
+              <w:t>Practical / Lab Courses</w:t>
+            </w:r>
+          </w:p>
+        </w:tc>
         <w:tc>
           <w:tcPr>
             <w:tcW w:type="dxa" w:w="5040"/>
             <w:vAlign w:val="center"/>
           </w:tcPr>
           <w:p>
-            <w:pPr>
-              <w:spacing w:after="0"/>
-            </w:pPr>
-            <w:r/>
-            <w:r>
-              <w:rPr>
-                <w:b w:val="0"/>
-              </w:rPr>
-              <w:t>Incident Reporting</w:t>
-            </w:r>
-          </w:p>
-        </w:tc>
-        <w:tc>
-          <w:tcPr>
-            <w:tcW w:type="dxa" w:w="5040"/>
-            <w:vAlign w:val="center"/>
-          </w:tcPr>
-          <w:p>
-            <w:pPr>
-              <w:spacing w:after="0"/>
-            </w:pPr>
-            <w:r/>
-            <w:r>
-              <w:rPr>
-                <w:b w:val="0"/>
-              </w:rPr>
-              <w:t>[Insert incident and near-miss reporting process.]</w:t>
-            </w:r>
-          </w:p>
-        </w:tc>
-      </w:tr>
-      <w:tr>
-        <w:tc>
-          <w:tcPr>
-            <w:tcW w:type="dxa" w:w="5040"/>
-            <w:vAlign w:val="center"/>
-          </w:tcPr>
-          <w:p>
-            <w:pPr>
-              <w:spacing w:after="0"/>
-            </w:pPr>
-            <w:r/>
-            <w:r>
-              <w:rPr>
-                <w:b w:val="0"/>
-              </w:rPr>
-              <w:t>Technology Use</w:t>
-            </w:r>
-          </w:p>
-        </w:tc>
-        <w:tc>
-          <w:tcPr>
-            <w:tcW w:type="dxa" w:w="5040"/>
-            <w:vAlign w:val="center"/>
-          </w:tcPr>
-          <w:p>
-            <w:pPr>
-              <w:spacing w:after="0"/>
-            </w:pPr>
-            <w:r/>
-            <w:r>
-              <w:rPr>
-                <w:b w:val="0"/>
-              </w:rPr>
-              <w:t>[Insert acceptable use policy, device rules, network rules.]</w:t>
-            </w:r>
-          </w:p>
-        </w:tc>
-      </w:tr>
-      <w:tr>
-        <w:tc>
-          <w:tcPr>
-            <w:tcW w:type="dxa" w:w="5040"/>
-            <w:vAlign w:val="center"/>
-          </w:tcPr>
-          <w:p>
-            <w:pPr>
-              <w:spacing w:after="0"/>
-            </w:pPr>
-            <w:r/>
-            <w:r>
-              <w:rPr>
-                <w:b w:val="0"/>
-              </w:rPr>
-              <w:t>Practical / Lab Courses</w:t>
-            </w:r>
-          </w:p>
-        </w:tc>
-        <w:tc>
-          <w:tcPr>
-            <w:tcW w:type="dxa" w:w="5040"/>
-            <w:vAlign w:val="center"/>
-          </w:tcPr>
-          <w:p>
-            <w:pPr>
-              <w:spacing w:after="0"/>
-            </w:pPr>
-            <w:r/>
-            <w:r>
-              <w:rPr>
-                <w:b w:val="0"/>
-              </w:rPr>
-              <w:t>[Insert course-specific safety binder location, e.g., TAS2O Safety Package.]</w:t>
+            <w:r>
+              <w:t>TAS2O practical learning follows the course safety package and classroom/lab procedures.</w:t>
             </w:r>
           </w:p>
         </w:tc>
@@ -4807,15 +4387,8 @@
             <w:vAlign w:val="center"/>
           </w:tcPr>
           <w:p>
-            <w:pPr>
-              <w:spacing w:after="0"/>
-            </w:pPr>
-            <w:r/>
-            <w:r>
-              <w:rPr>
-                <w:b w:val="0"/>
-              </w:rPr>
-              <w:t>[Insert]</w:t>
+            <w:r>
+              <w:t>N/A</w:t>
             </w:r>
           </w:p>
         </w:tc>
@@ -4825,15 +4398,8 @@
             <w:vAlign w:val="center"/>
           </w:tcPr>
           <w:p>
-            <w:pPr>
-              <w:spacing w:after="0"/>
-            </w:pPr>
-            <w:r/>
-            <w:r>
-              <w:rPr>
-                <w:b w:val="0"/>
-              </w:rPr>
-              <w:t>[Insert course title]</w:t>
+            <w:r>
+              <w:t>See annual school calendar</w:t>
             </w:r>
           </w:p>
         </w:tc>
@@ -4843,15 +4409,8 @@
             <w:vAlign w:val="center"/>
           </w:tcPr>
           <w:p>
-            <w:pPr>
-              <w:spacing w:after="0"/>
-            </w:pPr>
-            <w:r/>
-            <w:r>
-              <w:rPr>
-                <w:b w:val="0"/>
-              </w:rPr>
-              <w:t>[Insert]</w:t>
+            <w:r>
+              <w:t>See annual school calendar</w:t>
             </w:r>
           </w:p>
         </w:tc>
@@ -4861,15 +4420,8 @@
             <w:vAlign w:val="center"/>
           </w:tcPr>
           <w:p>
-            <w:pPr>
-              <w:spacing w:after="0"/>
-            </w:pPr>
-            <w:r/>
-            <w:r>
-              <w:rPr>
-                <w:b w:val="0"/>
-              </w:rPr>
-              <w:t>[Insert]</w:t>
+            <w:r>
+              <w:t>See annual school calendar</w:t>
             </w:r>
           </w:p>
         </w:tc>
@@ -4879,15 +4431,8 @@
             <w:vAlign w:val="center"/>
           </w:tcPr>
           <w:p>
-            <w:pPr>
-              <w:spacing w:after="0"/>
-            </w:pPr>
-            <w:r/>
-            <w:r>
-              <w:rPr>
-                <w:b w:val="0"/>
-              </w:rPr>
-              <w:t>[Insert]</w:t>
+            <w:r>
+              <w:t>See annual school calendar</w:t>
             </w:r>
           </w:p>
         </w:tc>
@@ -4897,15 +4442,8 @@
             <w:vAlign w:val="center"/>
           </w:tcPr>
           <w:p>
-            <w:pPr>
-              <w:spacing w:after="0"/>
-            </w:pPr>
-            <w:r/>
-            <w:r>
-              <w:rPr>
-                <w:b w:val="0"/>
-              </w:rPr>
-              <w:t>[Insert]</w:t>
+            <w:r>
+              <w:t>See annual school calendar</w:t>
             </w:r>
           </w:p>
         </w:tc>
@@ -4915,15 +4453,8 @@
             <w:vAlign w:val="center"/>
           </w:tcPr>
           <w:p>
-            <w:pPr>
-              <w:spacing w:after="0"/>
-            </w:pPr>
-            <w:r/>
-            <w:r>
-              <w:rPr>
-                <w:b w:val="0"/>
-              </w:rPr>
-              <w:t>[Insert]</w:t>
+            <w:r>
+              <w:t>See annual school calendar</w:t>
             </w:r>
           </w:p>
         </w:tc>
@@ -4935,15 +4466,8 @@
             <w:vAlign w:val="center"/>
           </w:tcPr>
           <w:p>
-            <w:pPr>
-              <w:spacing w:after="0"/>
-            </w:pPr>
-            <w:r/>
-            <w:r>
-              <w:rPr>
-                <w:b w:val="0"/>
-              </w:rPr>
-              <w:t>[Insert]</w:t>
+            <w:r>
+              <w:t>N/A</w:t>
             </w:r>
           </w:p>
         </w:tc>
@@ -4953,15 +4477,8 @@
             <w:vAlign w:val="center"/>
           </w:tcPr>
           <w:p>
-            <w:pPr>
-              <w:spacing w:after="0"/>
-            </w:pPr>
-            <w:r/>
-            <w:r>
-              <w:rPr>
-                <w:b w:val="0"/>
-              </w:rPr>
-              <w:t>[Insert course title]</w:t>
+            <w:r>
+              <w:t>See annual school calendar</w:t>
             </w:r>
           </w:p>
         </w:tc>
@@ -4971,15 +4488,8 @@
             <w:vAlign w:val="center"/>
           </w:tcPr>
           <w:p>
-            <w:pPr>
-              <w:spacing w:after="0"/>
-            </w:pPr>
-            <w:r/>
-            <w:r>
-              <w:rPr>
-                <w:b w:val="0"/>
-              </w:rPr>
-              <w:t>[Insert]</w:t>
+            <w:r>
+              <w:t>See annual school calendar</w:t>
             </w:r>
           </w:p>
         </w:tc>
@@ -4989,15 +4499,8 @@
             <w:vAlign w:val="center"/>
           </w:tcPr>
           <w:p>
-            <w:pPr>
-              <w:spacing w:after="0"/>
-            </w:pPr>
-            <w:r/>
-            <w:r>
-              <w:rPr>
-                <w:b w:val="0"/>
-              </w:rPr>
-              <w:t>[Insert]</w:t>
+            <w:r>
+              <w:t>See annual school calendar</w:t>
             </w:r>
           </w:p>
         </w:tc>
@@ -5007,15 +4510,8 @@
             <w:vAlign w:val="center"/>
           </w:tcPr>
           <w:p>
-            <w:pPr>
-              <w:spacing w:after="0"/>
-            </w:pPr>
-            <w:r/>
-            <w:r>
-              <w:rPr>
-                <w:b w:val="0"/>
-              </w:rPr>
-              <w:t>[Insert]</w:t>
+            <w:r>
+              <w:t>See annual school calendar</w:t>
             </w:r>
           </w:p>
         </w:tc>
@@ -5025,15 +4521,8 @@
             <w:vAlign w:val="center"/>
           </w:tcPr>
           <w:p>
-            <w:pPr>
-              <w:spacing w:after="0"/>
-            </w:pPr>
-            <w:r/>
-            <w:r>
-              <w:rPr>
-                <w:b w:val="0"/>
-              </w:rPr>
-              <w:t>[Insert]</w:t>
+            <w:r>
+              <w:t>See annual school calendar</w:t>
             </w:r>
           </w:p>
         </w:tc>
@@ -5043,15 +4532,8 @@
             <w:vAlign w:val="center"/>
           </w:tcPr>
           <w:p>
-            <w:pPr>
-              <w:spacing w:after="0"/>
-            </w:pPr>
-            <w:r/>
-            <w:r>
-              <w:rPr>
-                <w:b w:val="0"/>
-              </w:rPr>
-              <w:t>[Insert]</w:t>
+            <w:r>
+              <w:t>See annual school calendar</w:t>
             </w:r>
           </w:p>
         </w:tc>
@@ -5063,15 +4545,8 @@
             <w:vAlign w:val="center"/>
           </w:tcPr>
           <w:p>
-            <w:pPr>
-              <w:spacing w:after="0"/>
-            </w:pPr>
-            <w:r/>
-            <w:r>
-              <w:rPr>
-                <w:b w:val="0"/>
-              </w:rPr>
-              <w:t>[Insert]</w:t>
+            <w:r>
+              <w:t>N/A</w:t>
             </w:r>
           </w:p>
         </w:tc>
@@ -5081,15 +4556,8 @@
             <w:vAlign w:val="center"/>
           </w:tcPr>
           <w:p>
-            <w:pPr>
-              <w:spacing w:after="0"/>
-            </w:pPr>
-            <w:r/>
-            <w:r>
-              <w:rPr>
-                <w:b w:val="0"/>
-              </w:rPr>
-              <w:t>[Insert course title]</w:t>
+            <w:r>
+              <w:t>See annual school calendar</w:t>
             </w:r>
           </w:p>
         </w:tc>
@@ -5099,15 +4567,8 @@
             <w:vAlign w:val="center"/>
           </w:tcPr>
           <w:p>
-            <w:pPr>
-              <w:spacing w:after="0"/>
-            </w:pPr>
-            <w:r/>
-            <w:r>
-              <w:rPr>
-                <w:b w:val="0"/>
-              </w:rPr>
-              <w:t>[Insert]</w:t>
+            <w:r>
+              <w:t>See annual school calendar</w:t>
             </w:r>
           </w:p>
         </w:tc>
@@ -5117,15 +4578,8 @@
             <w:vAlign w:val="center"/>
           </w:tcPr>
           <w:p>
-            <w:pPr>
-              <w:spacing w:after="0"/>
-            </w:pPr>
-            <w:r/>
-            <w:r>
-              <w:rPr>
-                <w:b w:val="0"/>
-              </w:rPr>
-              <w:t>[Insert]</w:t>
+            <w:r>
+              <w:t>See annual school calendar</w:t>
             </w:r>
           </w:p>
         </w:tc>
@@ -5135,15 +4589,8 @@
             <w:vAlign w:val="center"/>
           </w:tcPr>
           <w:p>
-            <w:pPr>
-              <w:spacing w:after="0"/>
-            </w:pPr>
-            <w:r/>
-            <w:r>
-              <w:rPr>
-                <w:b w:val="0"/>
-              </w:rPr>
-              <w:t>[Insert]</w:t>
+            <w:r>
+              <w:t>See annual school calendar</w:t>
             </w:r>
           </w:p>
         </w:tc>
@@ -5153,15 +4600,8 @@
             <w:vAlign w:val="center"/>
           </w:tcPr>
           <w:p>
-            <w:pPr>
-              <w:spacing w:after="0"/>
-            </w:pPr>
-            <w:r/>
-            <w:r>
-              <w:rPr>
-                <w:b w:val="0"/>
-              </w:rPr>
-              <w:t>[Insert]</w:t>
+            <w:r>
+              <w:t>See annual school calendar</w:t>
             </w:r>
           </w:p>
         </w:tc>
@@ -5171,15 +4611,8 @@
             <w:vAlign w:val="center"/>
           </w:tcPr>
           <w:p>
-            <w:pPr>
-              <w:spacing w:after="0"/>
-            </w:pPr>
-            <w:r/>
-            <w:r>
-              <w:rPr>
-                <w:b w:val="0"/>
-              </w:rPr>
-              <w:t>[Insert]</w:t>
+            <w:r>
+              <w:t>See annual school calendar</w:t>
             </w:r>
           </w:p>
         </w:tc>
@@ -5538,14 +4971,7 @@
             <w:vAlign w:val="center"/>
           </w:tcPr>
           <w:p>
-            <w:pPr>
-              <w:spacing w:after="0"/>
-            </w:pPr>
-            <w:r/>
-            <w:r>
-              <w:rPr>
-                <w:b w:val="0"/>
-              </w:rPr>
+            <w:r>
               <w:t>Hybrid</w:t>
             </w:r>
           </w:p>
@@ -5708,6 +5134,19 @@
             <w:vAlign w:val="center"/>
           </w:tcPr>
           <w:p>
+            <w:r>
+              <w:t>70%</w:t>
+            </w:r>
+          </w:p>
+        </w:tc>
+      </w:tr>
+      <w:tr>
+        <w:tc>
+          <w:tcPr>
+            <w:tcW w:type="dxa" w:w="5040"/>
+            <w:vAlign w:val="center"/>
+          </w:tcPr>
+          <w:p>
             <w:pPr>
               <w:spacing w:after="0"/>
             </w:pPr>
@@ -5716,44 +5155,17 @@
               <w:rPr>
                 <w:b w:val="0"/>
               </w:rPr>
-              <w:t>70%</w:t>
-            </w:r>
-          </w:p>
-        </w:tc>
-      </w:tr>
-      <w:tr>
+              <w:t>Final evaluation: capstone prototype, portfolio, presentation/demo</w:t>
+            </w:r>
+          </w:p>
+        </w:tc>
         <w:tc>
           <w:tcPr>
             <w:tcW w:type="dxa" w:w="5040"/>
             <w:vAlign w:val="center"/>
           </w:tcPr>
           <w:p>
-            <w:pPr>
-              <w:spacing w:after="0"/>
-            </w:pPr>
-            <w:r/>
-            <w:r>
-              <w:rPr>
-                <w:b w:val="0"/>
-              </w:rPr>
-              <w:t>Final evaluation: capstone prototype, portfolio, presentation/demo</w:t>
-            </w:r>
-          </w:p>
-        </w:tc>
-        <w:tc>
-          <w:tcPr>
-            <w:tcW w:type="dxa" w:w="5040"/>
-            <w:vAlign w:val="center"/>
-          </w:tcPr>
-          <w:p>
-            <w:pPr>
-              <w:spacing w:after="0"/>
-            </w:pPr>
-            <w:r/>
-            <w:r>
-              <w:rPr>
-                <w:b w:val="0"/>
-              </w:rPr>
+            <w:r>
               <w:t>30%</w:t>
             </w:r>
           </w:p>
@@ -7096,7 +6508,7 @@
               <w:rPr>
                 <w:b w:val="0"/>
               </w:rPr>
-              <w:t>[Insert]</w:t>
+              <w:t>See school policy and annual calendar.</w:t>
             </w:r>
           </w:p>
         </w:tc>
@@ -7168,7 +6580,7 @@
               <w:rPr>
                 <w:b w:val="0"/>
               </w:rPr>
-              <w:t>[Insert]</w:t>
+              <w:t>See school policy and annual calendar.</w:t>
             </w:r>
           </w:p>
         </w:tc>
@@ -7240,7 +6652,7 @@
               <w:rPr>
                 <w:b w:val="0"/>
               </w:rPr>
-              <w:t>[Insert]</w:t>
+              <w:t>See school policy and annual calendar.</w:t>
             </w:r>
           </w:p>
         </w:tc>
@@ -7417,7 +6829,7 @@
               <w:rPr>
                 <w:b w:val="0"/>
               </w:rPr>
-              <w:t>[Insert]</w:t>
+              <w:t>See school policy and annual calendar.</w:t>
             </w:r>
           </w:p>
         </w:tc>
@@ -7435,7 +6847,7 @@
               <w:rPr>
                 <w:b w:val="0"/>
               </w:rPr>
-              <w:t>[Insert]</w:t>
+              <w:t>See school policy and annual calendar.</w:t>
             </w:r>
           </w:p>
         </w:tc>

--- a/05_School_Admin_and_Inspection/Full_School_Course_Calendar_Template_OSSD_AI_Enhanced.docx
+++ b/05_School_Admin_and_Inspection/Full_School_Course_Calendar_Template_OSSD_AI_Enhanced.docx
@@ -578,7 +578,7 @@
         <w:pStyle w:val="ListNumber"/>
       </w:pPr>
       <w:r>
-        <w:t>12. Health, Safety, Technology, and Lab-Based Learning</w:t>
+        <w:t>Student records, report cards, OST, OSR, community involvement hours, and any literacy-support documentation should be managed through school procedures so that course completion, transcript records, and graduation-related support remain consistent.</w:t>
       </w:r>
     </w:p>
     <w:p>
@@ -3826,7 +3826,11 @@
         </w:tc>
       </w:tr>
     </w:tbl>
-    <w:p/>
+    <w:p>
+      <w:r>
+        <w:t>Student records, report cards, OST, OSR, community involvement hours, and any literacy-support documentation should be managed through school procedures so that course completion, transcript records, and graduation-related support remain consistent.</w:t>
+      </w:r>
+    </w:p>
     <w:p>
       <w:pPr>
         <w:pStyle w:val="Heading1"/>
@@ -3837,7 +3841,7 @@
     </w:p>
     <w:p>
       <w:r>
-        <w:t>Courses involving tools, materials, laboratories, technology, physical prototypes, or field-based learning must include appropriate safety instruction, supervision, and documentation.</w:t>
+        <w:t>Courses involving tools, materials, laboratories, technology, physical prototypes, or field-based learning must include appropriate safety instruction, supervision, and documentation. Where applicable, safety and supervision procedures should align with the school OSR/OST, OSSLT, and community involvement record practices. School procedures for records, reporting, and student support should be cross-referenced where relevant.</w:t>
       </w:r>
     </w:p>
     <w:tbl>
